--- a/보관본/러시아 인권변호사/Word/4부/4부_1화_국가의_균열.docx
+++ b/보관본/러시아 인권변호사/Word/4부/4부_1화_국가의_균열.docx
@@ -564,7 +564,7 @@
           <w:i w:val="0"/>
           <w:sz w:val="22"/>
         </w:rPr>
-        <w:t>Кирилл Андреевич, Анастасия Дмитриевна, проходите. Два месяца назад, на съезде, вы поставили нам три условия. Я их помню.</w:t>
+        <w:t>Кирилл Андреевич, Анастасия Дмитриевна, проходите. Два месяца назад, сразу после съезда, вы поставили нам три условия. Я их помню.</w:t>
       </w:r>
     </w:p>
     <w:p>
@@ -827,7 +827,7 @@
           <w:i w:val="0"/>
           <w:sz w:val="22"/>
         </w:rPr>
-        <w:t>Сторож, который отдаёт кандидату в президенты девяносто девять тысяч, — это либо очень убеждённый сторож, либо чужие деньги, раздробленные так, чтобы не бросаться в глаза. То же дробление, что в ростовском отделении перед съездом, только вдвое крупнее.</w:t>
+        <w:t>Сторож, который отдаёт кандидату в президенты девяносто девять тысяч, — это либо очень убеждённый сторож, либо чужие деньги, раздробленные так, чтобы не бросаться в глаза. То же дробление, что в ростовском отделении после съезда, только вдвое крупнее.</w:t>
       </w:r>
     </w:p>
     <w:p>
@@ -1133,7 +1133,7 @@
           <w:i w:val="0"/>
           <w:sz w:val="22"/>
         </w:rPr>
-        <w:t xml:space="preserve"> Мы уже взяли, Настя. Ещё на съезде.</w:t>
+        <w:t xml:space="preserve"> Мы уже взяли, Настя. Ещё тогда, после съезда.</w:t>
       </w:r>
     </w:p>
     <w:p>
@@ -2570,52 +2570,6 @@
           <w:i w:val="0"/>
           <w:sz w:val="22"/>
         </w:rPr>
-        <w:t>Кому подавали?</w:t>
-      </w:r>
-    </w:p>
-    <w:p>
-      <w:pPr>
-        <w:spacing w:before="0" w:after="110" w:line="300" w:lineRule="auto"/>
-      </w:pPr>
-      <w:r>
-        <w:rPr>
-          <w:rFonts w:ascii="Times New Roman" w:hAnsi="Times New Roman" w:eastAsia="Malgun Gothic"/>
-          <w:b/>
-          <w:i w:val="0"/>
-          <w:sz w:val="22"/>
-        </w:rPr>
-        <w:t xml:space="preserve">Директор завода: </w:t>
-      </w:r>
-      <w:r>
-        <w:rPr>
-          <w:rFonts w:ascii="Times New Roman" w:hAnsi="Times New Roman" w:eastAsia="Malgun Gothic"/>
-          <w:b w:val="0"/>
-          <w:i w:val="0"/>
-          <w:sz w:val="22"/>
-        </w:rPr>
-        <w:t>Всем. В министерство промышленности, в областную администрацию, в фонд развития. Три разных формы, сорок страниц каждая. В каждой спрашивают одно и то же, только в разном порядке.</w:t>
-      </w:r>
-    </w:p>
-    <w:p>
-      <w:pPr>
-        <w:spacing w:before="0" w:after="110" w:line="300" w:lineRule="auto"/>
-      </w:pPr>
-      <w:r>
-        <w:rPr>
-          <w:rFonts w:ascii="Times New Roman" w:hAnsi="Times New Roman" w:eastAsia="Malgun Gothic"/>
-          <w:b/>
-          <w:i w:val="0"/>
-          <w:sz w:val="22"/>
-        </w:rPr>
-        <w:t xml:space="preserve">Лёша: </w:t>
-      </w:r>
-      <w:r>
-        <w:rPr>
-          <w:rFonts w:ascii="Times New Roman" w:hAnsi="Times New Roman" w:eastAsia="Malgun Gothic"/>
-          <w:b w:val="0"/>
-          <w:i w:val="0"/>
-          <w:sz w:val="22"/>
-        </w:rPr>
         <w:t>Или справляется, но только с теми, у кого есть нужный телефон.</w:t>
       </w:r>
     </w:p>
@@ -2650,6 +2604,52 @@
           <w:sz w:val="22"/>
         </w:rPr>
         <w:t xml:space="preserve"> Вы это сказали, не я. Мне ещё здесь работать.</w:t>
+      </w:r>
+    </w:p>
+    <w:p>
+      <w:pPr>
+        <w:spacing w:before="0" w:after="110" w:line="300" w:lineRule="auto"/>
+      </w:pPr>
+      <w:r>
+        <w:rPr>
+          <w:rFonts w:ascii="Times New Roman" w:hAnsi="Times New Roman" w:eastAsia="Malgun Gothic"/>
+          <w:b/>
+          <w:i w:val="0"/>
+          <w:sz w:val="22"/>
+        </w:rPr>
+        <w:t xml:space="preserve">Лёша: </w:t>
+      </w:r>
+      <w:r>
+        <w:rPr>
+          <w:rFonts w:ascii="Times New Roman" w:hAnsi="Times New Roman" w:eastAsia="Malgun Gothic"/>
+          <w:b w:val="0"/>
+          <w:i w:val="0"/>
+          <w:sz w:val="22"/>
+        </w:rPr>
+        <w:t>Кому подавали?</w:t>
+      </w:r>
+    </w:p>
+    <w:p>
+      <w:pPr>
+        <w:spacing w:before="0" w:after="110" w:line="300" w:lineRule="auto"/>
+      </w:pPr>
+      <w:r>
+        <w:rPr>
+          <w:rFonts w:ascii="Times New Roman" w:hAnsi="Times New Roman" w:eastAsia="Malgun Gothic"/>
+          <w:b/>
+          <w:i w:val="0"/>
+          <w:sz w:val="22"/>
+        </w:rPr>
+        <w:t xml:space="preserve">Директор завода: </w:t>
+      </w:r>
+      <w:r>
+        <w:rPr>
+          <w:rFonts w:ascii="Times New Roman" w:hAnsi="Times New Roman" w:eastAsia="Malgun Gothic"/>
+          <w:b w:val="0"/>
+          <w:i w:val="0"/>
+          <w:sz w:val="22"/>
+        </w:rPr>
+        <w:t>Всем. В министерство промышленности, в областную администрацию, в фонд развития. Три разных формы, сорок страниц каждая. В каждой спрашивают одно и то же, только в разном порядке.</w:t>
       </w:r>
     </w:p>
     <w:p>
@@ -3348,7 +3348,7 @@
           <w:i w:val="0"/>
           <w:sz w:val="22"/>
         </w:rPr>
-        <w:t xml:space="preserve"> — 소설의 첫 문장. 료샤가 귀로의 기차에서 공장·병사 가족·연금생활자의 "각자의 불행"이 한 나라의 진단으로 모인다고 말하며 쓰고, 그레벤시코프가 같은 첫 장의 "Всё смешалось в доме Облонских"로 받는다 (장면 8).</w:t>
+        <w:t xml:space="preserve"> — 한국어 해설: 소설의 첫 문장. 료샤가 귀로의 기차에서 공장·병사 가족·연금생활자의 "각자의 불행"이 한 나라의 진단으로 모인다고 말하며 쓰고, 그레벤시코프가 같은 첫 장의 "Всё смешалось в доме Облонских"로 받는다 (장면 8).</w:t>
       </w:r>
     </w:p>
     <w:p>

--- a/보관본/러시아 인권변호사/Word/4부/4부_1화_국가의_균열.docx
+++ b/보관본/러시아 인권변호사/Word/4부/4부_1화_국가의_균열.docx
@@ -447,6 +447,62 @@
           <w:sz w:val="22"/>
         </w:rPr>
         <w:t>Опубликуем. Мне нечего прятать, Екатерина Ивановна. Прятать приходится тем, у кого восемь процентов.</w:t>
+      </w:r>
+    </w:p>
+    <w:p>
+      <w:pPr>
+        <w:spacing w:before="0" w:after="110" w:line="300" w:lineRule="auto"/>
+      </w:pPr>
+      <w:r>
+        <w:rPr>
+          <w:rFonts w:ascii="Times New Roman" w:hAnsi="Times New Roman" w:eastAsia="Malgun Gothic"/>
+          <w:b/>
+          <w:i w:val="0"/>
+          <w:sz w:val="22"/>
+        </w:rPr>
+        <w:t xml:space="preserve">Лёша: </w:t>
+      </w:r>
+      <w:r>
+        <w:rPr>
+          <w:rFonts w:ascii="Times New Roman" w:hAnsi="Times New Roman" w:eastAsia="Malgun Gothic"/>
+          <w:b w:val="0"/>
+          <w:i w:val="0"/>
+          <w:sz w:val="22"/>
+        </w:rPr>
+        <w:t>И ещё одно, Екатерина Ивановна. Раз кампания теперь официальная, с сегодняшнего дня я обращаюсь к вам только так и на «вы». Начинать порядок надо с себя.</w:t>
+      </w:r>
+    </w:p>
+    <w:p>
+      <w:pPr>
+        <w:spacing w:before="0" w:after="110" w:line="300" w:lineRule="auto"/>
+      </w:pPr>
+      <w:r>
+        <w:rPr>
+          <w:rFonts w:ascii="Times New Roman" w:hAnsi="Times New Roman" w:eastAsia="Malgun Gothic"/>
+          <w:b/>
+          <w:i w:val="0"/>
+          <w:sz w:val="22"/>
+        </w:rPr>
+        <w:t xml:space="preserve">Катя: </w:t>
+      </w:r>
+      <w:r>
+        <w:rPr>
+          <w:rFonts w:ascii="Times New Roman" w:hAnsi="Times New Roman" w:eastAsia="Malgun Gothic"/>
+          <w:b w:val="0"/>
+          <w:i/>
+          <w:color w:val="555555"/>
+          <w:sz w:val="22"/>
+        </w:rPr>
+        <w:t>(после короткой паузы)</w:t>
+      </w:r>
+      <w:r>
+        <w:rPr>
+          <w:rFonts w:ascii="Times New Roman" w:hAnsi="Times New Roman" w:eastAsia="Malgun Gothic"/>
+          <w:b w:val="0"/>
+          <w:i w:val="0"/>
+          <w:sz w:val="22"/>
+        </w:rPr>
+        <w:t xml:space="preserve"> Привыкну, Алексей Николаевич. Хотя «Катя» мне нравилась больше.</w:t>
       </w:r>
     </w:p>
     <w:p>
